--- a/public/fun/forms/이력서_산업안전관리_3_타임라인형.docx
+++ b/public/fun/forms/이력서_산업안전관리_3_타임라인형.docx
@@ -226,7 +226,7 @@
           <w:spacing w:val="30"/>
           <w:sz w:val="21"/>
         </w:rPr>
-        <w:t>안전 · 보건 자격</w:t>
+        <w:t>학력 · 교육</w:t>
       </w:r>
     </w:p>
     <w:p>
@@ -281,7 +281,7 @@
                 <w:color w:val="A9B0B8"/>
                 <w:sz w:val="18"/>
               </w:rPr>
-              <w:t>취득일</w:t>
+              <w:t>기 간</w:t>
             </w:r>
           </w:p>
         </w:tc>
@@ -307,7 +307,7 @@
                 <w:color w:val="231F51"/>
                 <w:sz w:val="21"/>
               </w:rPr>
-              <w:t>자격명</w:t>
+              <w:t>학교 / 기관</w:t>
             </w:r>
           </w:p>
           <w:p>
@@ -321,7 +321,7 @@
                 <w:color w:val="A9B0B8"/>
                 <w:sz w:val="18"/>
               </w:rPr>
-              <w:t>발급 기관 · 번 호</w:t>
+              <w:t>내 용</w:t>
             </w:r>
           </w:p>
           <w:p>
@@ -376,7 +376,7 @@
                 <w:color w:val="A9B0B8"/>
                 <w:sz w:val="18"/>
               </w:rPr>
-              <w:t>취득일</w:t>
+              <w:t>기 간</w:t>
             </w:r>
           </w:p>
         </w:tc>
@@ -402,7 +402,7 @@
                 <w:color w:val="231F51"/>
                 <w:sz w:val="21"/>
               </w:rPr>
-              <w:t>자격명</w:t>
+              <w:t>학교 / 기관</w:t>
             </w:r>
           </w:p>
           <w:p>
@@ -416,7 +416,7 @@
                 <w:color w:val="A9B0B8"/>
                 <w:sz w:val="18"/>
               </w:rPr>
-              <w:t>발급 기관 · 번 호</w:t>
+              <w:t>내 용</w:t>
             </w:r>
           </w:p>
           <w:p>
@@ -471,7 +471,7 @@
                 <w:color w:val="A9B0B8"/>
                 <w:sz w:val="18"/>
               </w:rPr>
-              <w:t>취득일</w:t>
+              <w:t>기 간</w:t>
             </w:r>
           </w:p>
         </w:tc>
@@ -497,7 +497,7 @@
                 <w:color w:val="231F51"/>
                 <w:sz w:val="21"/>
               </w:rPr>
-              <w:t>자격명</w:t>
+              <w:t>학교 / 기관</w:t>
             </w:r>
           </w:p>
           <w:p>
@@ -511,102 +511,7 @@
                 <w:color w:val="A9B0B8"/>
                 <w:sz w:val="18"/>
               </w:rPr>
-              <w:t>발급 기관 · 번 호</w:t>
-            </w:r>
-          </w:p>
-          <w:p>
-            <w:pPr>
-              <w:spacing w:before="0" w:after="0" w:lineRule="exact" w:line="300"/>
-              <w:ind w:left="160"/>
-              <w:jc w:val="left"/>
-            </w:pPr>
-          </w:p>
-        </w:tc>
-      </w:tr>
-    </w:tbl>
-    <w:tbl>
-      <w:tblPr>
-        <w:tblW w:w="9990" w:type="dxa"/>
-        <w:jc w:val="left"/>
-        <w:tblLayout w:type="fixed"/>
-        <w:tblCellMar>
-          <w:top w:w="38" w:type="dxa"/>
-          <w:left w:w="16" w:type="dxa"/>
-          <w:bottom w:w="38" w:type="dxa"/>
-          <w:right w:w="16" w:type="dxa"/>
-        </w:tblCellMar>
-        <w:tblLook w:firstColumn="1" w:firstRow="1" w:lastColumn="0" w:lastRow="0" w:noHBand="0" w:noVBand="1" w:val="04A0"/>
-      </w:tblPr>
-      <w:tblGrid>
-        <w:gridCol w:w="1770"/>
-        <w:gridCol w:w="8220"/>
-      </w:tblGrid>
-      <w:tr>
-        <w:trPr>
-          <w:trHeight w:val="780" w:hRule="atLeast"/>
-          <w:cantSplit/>
-        </w:trPr>
-        <w:tc>
-          <w:tcPr>
-            <w:tcW w:type="dxa" w:w="1770"/>
-            <w:tcBorders>
-              <w:top w:val="nil"/>
-              <w:left w:val="nil"/>
-              <w:bottom w:val="nil"/>
-              <w:right w:val="single" w:sz="8" w:space="0" w:color="413D85"/>
-            </w:tcBorders>
-          </w:tcPr>
-          <w:p>
-            <w:pPr>
-              <w:spacing w:before="0" w:after="0"/>
-              <w:jc w:val="right"/>
-            </w:pPr>
-            <w:r>
-              <w:rPr>
-                <w:color w:val="A9B0B8"/>
-                <w:sz w:val="18"/>
-              </w:rPr>
-              <w:t>취득일</w:t>
-            </w:r>
-          </w:p>
-        </w:tc>
-        <w:tc>
-          <w:tcPr>
-            <w:tcW w:type="dxa" w:w="8220"/>
-            <w:tcBorders>
-              <w:top w:val="nil"/>
-              <w:left w:val="nil"/>
-              <w:bottom w:val="single" w:sz="4" w:space="0" w:color="C4C3D5"/>
-              <w:right w:val="nil"/>
-            </w:tcBorders>
-          </w:tcPr>
-          <w:p>
-            <w:pPr>
-              <w:spacing w:before="0" w:after="0"/>
-              <w:ind w:left="160"/>
-              <w:jc w:val="left"/>
-            </w:pPr>
-            <w:r>
-              <w:rPr>
-                <w:b/>
-                <w:color w:val="231F51"/>
-                <w:sz w:val="21"/>
-              </w:rPr>
-              <w:t>자격명</w:t>
-            </w:r>
-          </w:p>
-          <w:p>
-            <w:pPr>
-              <w:spacing w:before="0" w:after="0"/>
-              <w:ind w:left="160"/>
-              <w:jc w:val="left"/>
-            </w:pPr>
-            <w:r>
-              <w:rPr>
-                <w:color w:val="A9B0B8"/>
-                <w:sz w:val="18"/>
-              </w:rPr>
-              <w:t>발급 기관 · 번 호</w:t>
+              <w:t>내 용</w:t>
             </w:r>
           </w:p>
           <w:p>
@@ -1036,7 +941,7 @@
           <w:spacing w:val="30"/>
           <w:sz w:val="21"/>
         </w:rPr>
-        <w:t>학력 · 교육</w:t>
+        <w:t>안전 · 보건 자격</w:t>
       </w:r>
     </w:p>
     <w:p>
@@ -1091,7 +996,7 @@
                 <w:color w:val="A9B0B8"/>
                 <w:sz w:val="18"/>
               </w:rPr>
-              <w:t>기 간</w:t>
+              <w:t>취득일</w:t>
             </w:r>
           </w:p>
         </w:tc>
@@ -1117,7 +1022,7 @@
                 <w:color w:val="231F51"/>
                 <w:sz w:val="21"/>
               </w:rPr>
-              <w:t>학교 / 기관</w:t>
+              <w:t>자격명</w:t>
             </w:r>
           </w:p>
           <w:p>
@@ -1131,7 +1036,7 @@
                 <w:color w:val="A9B0B8"/>
                 <w:sz w:val="18"/>
               </w:rPr>
-              <w:t>내 용</w:t>
+              <w:t>발급 기관 · 번 호</w:t>
             </w:r>
           </w:p>
           <w:p>
@@ -1186,7 +1091,7 @@
                 <w:color w:val="A9B0B8"/>
                 <w:sz w:val="18"/>
               </w:rPr>
-              <w:t>기 간</w:t>
+              <w:t>취득일</w:t>
             </w:r>
           </w:p>
         </w:tc>
@@ -1212,7 +1117,7 @@
                 <w:color w:val="231F51"/>
                 <w:sz w:val="21"/>
               </w:rPr>
-              <w:t>학교 / 기관</w:t>
+              <w:t>자격명</w:t>
             </w:r>
           </w:p>
           <w:p>
@@ -1226,7 +1131,7 @@
                 <w:color w:val="A9B0B8"/>
                 <w:sz w:val="18"/>
               </w:rPr>
-              <w:t>내 용</w:t>
+              <w:t>발급 기관 · 번 호</w:t>
             </w:r>
           </w:p>
           <w:p>
@@ -1281,7 +1186,7 @@
                 <w:color w:val="A9B0B8"/>
                 <w:sz w:val="18"/>
               </w:rPr>
-              <w:t>기 간</w:t>
+              <w:t>취득일</w:t>
             </w:r>
           </w:p>
         </w:tc>
@@ -1307,7 +1212,7 @@
                 <w:color w:val="231F51"/>
                 <w:sz w:val="21"/>
               </w:rPr>
-              <w:t>학교 / 기관</w:t>
+              <w:t>자격명</w:t>
             </w:r>
           </w:p>
           <w:p>
@@ -1321,7 +1226,102 @@
                 <w:color w:val="A9B0B8"/>
                 <w:sz w:val="18"/>
               </w:rPr>
-              <w:t>내 용</w:t>
+              <w:t>발급 기관 · 번 호</w:t>
+            </w:r>
+          </w:p>
+          <w:p>
+            <w:pPr>
+              <w:spacing w:before="0" w:after="0" w:lineRule="exact" w:line="300"/>
+              <w:ind w:left="160"/>
+              <w:jc w:val="left"/>
+            </w:pPr>
+          </w:p>
+        </w:tc>
+      </w:tr>
+    </w:tbl>
+    <w:tbl>
+      <w:tblPr>
+        <w:tblW w:w="9990" w:type="dxa"/>
+        <w:jc w:val="left"/>
+        <w:tblLayout w:type="fixed"/>
+        <w:tblCellMar>
+          <w:top w:w="38" w:type="dxa"/>
+          <w:left w:w="16" w:type="dxa"/>
+          <w:bottom w:w="38" w:type="dxa"/>
+          <w:right w:w="16" w:type="dxa"/>
+        </w:tblCellMar>
+        <w:tblLook w:firstColumn="1" w:firstRow="1" w:lastColumn="0" w:lastRow="0" w:noHBand="0" w:noVBand="1" w:val="04A0"/>
+      </w:tblPr>
+      <w:tblGrid>
+        <w:gridCol w:w="1770"/>
+        <w:gridCol w:w="8220"/>
+      </w:tblGrid>
+      <w:tr>
+        <w:trPr>
+          <w:trHeight w:val="780" w:hRule="atLeast"/>
+          <w:cantSplit/>
+        </w:trPr>
+        <w:tc>
+          <w:tcPr>
+            <w:tcW w:type="dxa" w:w="1770"/>
+            <w:tcBorders>
+              <w:top w:val="nil"/>
+              <w:left w:val="nil"/>
+              <w:bottom w:val="nil"/>
+              <w:right w:val="single" w:sz="8" w:space="0" w:color="413D85"/>
+            </w:tcBorders>
+          </w:tcPr>
+          <w:p>
+            <w:pPr>
+              <w:spacing w:before="0" w:after="0"/>
+              <w:jc w:val="right"/>
+            </w:pPr>
+            <w:r>
+              <w:rPr>
+                <w:color w:val="A9B0B8"/>
+                <w:sz w:val="18"/>
+              </w:rPr>
+              <w:t>취득일</w:t>
+            </w:r>
+          </w:p>
+        </w:tc>
+        <w:tc>
+          <w:tcPr>
+            <w:tcW w:type="dxa" w:w="8220"/>
+            <w:tcBorders>
+              <w:top w:val="nil"/>
+              <w:left w:val="nil"/>
+              <w:bottom w:val="single" w:sz="4" w:space="0" w:color="C4C3D5"/>
+              <w:right w:val="nil"/>
+            </w:tcBorders>
+          </w:tcPr>
+          <w:p>
+            <w:pPr>
+              <w:spacing w:before="0" w:after="0"/>
+              <w:ind w:left="160"/>
+              <w:jc w:val="left"/>
+            </w:pPr>
+            <w:r>
+              <w:rPr>
+                <w:b/>
+                <w:color w:val="231F51"/>
+                <w:sz w:val="21"/>
+              </w:rPr>
+              <w:t>자격명</w:t>
+            </w:r>
+          </w:p>
+          <w:p>
+            <w:pPr>
+              <w:spacing w:before="0" w:after="0"/>
+              <w:ind w:left="160"/>
+              <w:jc w:val="left"/>
+            </w:pPr>
+            <w:r>
+              <w:rPr>
+                <w:color w:val="A9B0B8"/>
+                <w:sz w:val="18"/>
+              </w:rPr>
+              <w:t>발급 기관 · 번 호</w:t>
             </w:r>
           </w:p>
           <w:p>

--- a/public/fun/forms/이력서_산업안전관리_3_타임라인형.docx
+++ b/public/fun/forms/이력서_산업안전관리_3_타임라인형.docx
@@ -1597,7 +1597,7 @@
                 <w:color w:val="413D85"/>
                 <w:sz w:val="19"/>
               </w:rPr>
-              <w:t>2020~현재 · ○○제조 안전관리 · 위험성 평가 연 24회 · 아차사고 보고 +45%, 재해 0건</w:t>
+              <w:t>기간 입력 · ○○제조 안전관리 · 위험성 평가 연 24회 · 아차사고 보고 +45%, 재해 0건</w:t>
             </w:r>
           </w:p>
         </w:tc>
